--- a/docs/docx/09_ARCHITECTURE.docx
+++ b/docs/docx/09_ARCHITECTURE.docx
@@ -2,7 +2,7 @@
 <file path=word/document.xml><?xml version="1.0" encoding="utf-8"?>
 <w:document xmlns:w="http://schemas.openxmlformats.org/wordprocessingml/2006/main" xmlns:m="http://schemas.openxmlformats.org/officeDocument/2006/math" xmlns:r="http://schemas.openxmlformats.org/officeDocument/2006/relationships" xmlns:o="urn:schemas-microsoft-com:office:office" xmlns:v="urn:schemas-microsoft-com:vml" xmlns:w10="urn:schemas-microsoft-com:office:word" xmlns:a="http://schemas.openxmlformats.org/drawingml/2006/main" xmlns:pic="http://schemas.openxmlformats.org/drawingml/2006/picture" xmlns:wp="http://schemas.openxmlformats.org/drawingml/2006/wordprocessingDrawing">
   <w:body>
-    <w:bookmarkStart w:id="23" w:name="X3a1df0c066014ef3397f677a53cf7f13d3cfeb8"/>
+    <w:bookmarkStart w:id="24" w:name="X3a1df0c066014ef3397f677a53cf7f13d3cfeb8"/>
     <w:p>
       <w:pPr>
         <w:pStyle w:val="Heading1"/>
@@ -73,7 +73,7 @@
           <w:b/>
           <w:bCs/>
         </w:rPr>
-        <w:t xml:space="preserve">3.10.523</w:t>
+        <w:t xml:space="preserve">3.10.711</w:t>
       </w:r>
       <w:r>
         <w:br/>
@@ -165,6 +165,54 @@
           <w:rStyle w:val="VerbatimChar"/>
         </w:rPr>
         <w:t xml:space="preserve">libre_macros_final_lib.py</w:t>
+      </w:r>
+      <w:r>
+        <w:t xml:space="preserve">,</w:t>
+      </w:r>
+      <w:r>
+        <w:t xml:space="preserve"> </w:t>
+      </w:r>
+      <w:r>
+        <w:rPr>
+          <w:rStyle w:val="VerbatimChar"/>
+        </w:rPr>
+        <w:t xml:space="preserve">libre_macros_sanitize_lib.py</w:t>
+      </w:r>
+      <w:r>
+        <w:t xml:space="preserve">,</w:t>
+      </w:r>
+      <w:r>
+        <w:t xml:space="preserve"> </w:t>
+      </w:r>
+      <w:r>
+        <w:rPr>
+          <w:rStyle w:val="VerbatimChar"/>
+        </w:rPr>
+        <w:t xml:space="preserve">libre_macros_source_roots_*.py</w:t>
+      </w:r>
+      <w:r>
+        <w:t xml:space="preserve">,</w:t>
+      </w:r>
+      <w:r>
+        <w:t xml:space="preserve"> </w:t>
+      </w:r>
+      <w:r>
+        <w:rPr>
+          <w:rStyle w:val="VerbatimChar"/>
+        </w:rPr>
+        <w:t xml:space="preserve">libre_macros_allow_gate_lib.py</w:t>
+      </w:r>
+      <w:r>
+        <w:t xml:space="preserve">,</w:t>
+      </w:r>
+      <w:r>
+        <w:t xml:space="preserve"> </w:t>
+      </w:r>
+      <w:r>
+        <w:rPr>
+          <w:rStyle w:val="VerbatimChar"/>
+        </w:rPr>
+        <w:t xml:space="preserve">libre_macros_pre_shell_*.py</w:t>
       </w:r>
       <w:r>
         <w:t xml:space="preserve">,</w:t>
@@ -293,6 +341,20 @@
         </w:r>
       </w:hyperlink>
       <w:r>
+        <w:t xml:space="preserve">; безопасность —</w:t>
+      </w:r>
+      <w:r>
+        <w:t xml:space="preserve"> </w:t>
+      </w:r>
+      <w:hyperlink r:id="rId14">
+        <w:r>
+          <w:rPr>
+            <w:rStyle w:val="Hyperlink"/>
+          </w:rPr>
+          <w:t xml:space="preserve">19_SECURITY.md</w:t>
+        </w:r>
+      </w:hyperlink>
+      <w:r>
         <w:t xml:space="preserve">.</w:t>
       </w:r>
     </w:p>
@@ -306,7 +368,7 @@
       <w:r>
         <w:t xml:space="preserve"> </w:t>
       </w:r>
-      <w:hyperlink r:id="rId14">
+      <w:hyperlink r:id="rId15">
         <w:r>
           <w:rPr>
             <w:rStyle w:val="Hyperlink"/>
@@ -328,7 +390,7 @@
         </w:pict>
       </w:r>
     </w:p>
-    <w:bookmarkStart w:id="15" w:name="обзор"/>
+    <w:bookmarkStart w:id="16" w:name="обзор"/>
     <w:p>
       <w:pPr>
         <w:pStyle w:val="Heading2"/>
@@ -1046,8 +1108,8 @@
         </w:pict>
       </w:r>
     </w:p>
-    <w:bookmarkEnd w:id="15"/>
-    <w:bookmarkStart w:id="16" w:name="точки-входа"/>
+    <w:bookmarkEnd w:id="16"/>
+    <w:bookmarkStart w:id="17" w:name="точки-входа"/>
     <w:p>
       <w:pPr>
         <w:pStyle w:val="Heading2"/>
@@ -1338,8 +1400,8 @@
         </w:pict>
       </w:r>
     </w:p>
-    <w:bookmarkEnd w:id="16"/>
-    <w:bookmarkStart w:id="17" w:name="двухэтапный-запуск"/>
+    <w:bookmarkEnd w:id="17"/>
+    <w:bookmarkStart w:id="18" w:name="двухэтапный-запуск"/>
     <w:p>
       <w:pPr>
         <w:pStyle w:val="Heading2"/>
@@ -1718,8 +1780,8 @@
         </w:pict>
       </w:r>
     </w:p>
-    <w:bookmarkEnd w:id="17"/>
-    <w:bookmarkStart w:id="18" w:name="parse_collect_settings"/>
+    <w:bookmarkEnd w:id="18"/>
+    <w:bookmarkStart w:id="19" w:name="parse_collect_settings"/>
     <w:p>
       <w:pPr>
         <w:pStyle w:val="Heading2"/>
@@ -1895,8 +1957,8 @@
         </w:pict>
       </w:r>
     </w:p>
-    <w:bookmarkEnd w:id="18"/>
-    <w:bookmarkStart w:id="19" w:name="диспетчер-режимов"/>
+    <w:bookmarkEnd w:id="19"/>
+    <w:bookmarkStart w:id="20" w:name="диспетчер-режимов"/>
     <w:p>
       <w:pPr>
         <w:pStyle w:val="Heading2"/>
@@ -2279,8 +2341,8 @@
         </w:pict>
       </w:r>
     </w:p>
-    <w:bookmarkEnd w:id="19"/>
-    <w:bookmarkStart w:id="21" w:name="модули-pythonpath"/>
+    <w:bookmarkEnd w:id="20"/>
+    <w:bookmarkStart w:id="22" w:name="модули-pythonpath"/>
     <w:p>
       <w:pPr>
         <w:pStyle w:val="Heading2"/>
@@ -2296,6 +2358,487 @@
           <w:rStyle w:val="VerbatimChar"/>
         </w:rPr>
         <w:t xml:space="preserve">pythonpath/</w:t>
+      </w:r>
+    </w:p>
+    <w:tbl>
+      <w:tblPr>
+        <w:tblStyle w:val="Table"/>
+        <w:tblW w:type="pct" w:w="5000"/>
+        <w:tblLayout w:type="fixed"/>
+        <w:tblLook w:firstRow="1" w:lastRow="0" w:firstColumn="0" w:lastColumn="0" w:noHBand="0" w:noVBand="0" w:val="0020"/>
+      </w:tblPr>
+      <w:tblGrid>
+        <w:gridCol w:w="4525"/>
+        <w:gridCol w:w="3394"/>
+      </w:tblGrid>
+      <w:tr>
+        <w:trPr>
+          <w:tblHeader w:val="on"/>
+        </w:trPr>
+        <w:tc>
+          <w:tcPr/>
+          <w:p>
+            <w:pPr>
+              <w:pStyle w:val="Compact"/>
+            </w:pPr>
+            <w:r>
+              <w:t xml:space="preserve">Модуль</w:t>
+            </w:r>
+          </w:p>
+        </w:tc>
+        <w:tc>
+          <w:tcPr/>
+          <w:p>
+            <w:pPr>
+              <w:pStyle w:val="Compact"/>
+            </w:pPr>
+            <w:r>
+              <w:t xml:space="preserve">Роль</w:t>
+            </w:r>
+          </w:p>
+        </w:tc>
+      </w:tr>
+      <w:tr>
+        <w:tc>
+          <w:tcPr/>
+          <w:p>
+            <w:pPr>
+              <w:pStyle w:val="Compact"/>
+            </w:pPr>
+            <w:r>
+              <w:rPr>
+                <w:rStyle w:val="VerbatimChar"/>
+              </w:rPr>
+              <w:t xml:space="preserve">libre_macros_collect_cfg.py</w:t>
+            </w:r>
+          </w:p>
+        </w:tc>
+        <w:tc>
+          <w:tcPr/>
+          <w:p>
+            <w:pPr>
+              <w:pStyle w:val="Compact"/>
+            </w:pPr>
+            <w:r>
+              <w:t xml:space="preserve">Константы, maps, маркеры, режимы</w:t>
+            </w:r>
+          </w:p>
+        </w:tc>
+      </w:tr>
+      <w:tr>
+        <w:tc>
+          <w:tcPr/>
+          <w:p>
+            <w:pPr>
+              <w:pStyle w:val="Compact"/>
+            </w:pPr>
+            <w:r>
+              <w:rPr>
+                <w:rStyle w:val="VerbatimChar"/>
+              </w:rPr>
+              <w:t xml:space="preserve">libre_macros_lib.py</w:t>
+            </w:r>
+          </w:p>
+        </w:tc>
+        <w:tc>
+          <w:tcPr/>
+          <w:p>
+            <w:pPr>
+              <w:pStyle w:val="Compact"/>
+            </w:pPr>
+            <w:r>
+              <w:t xml:space="preserve">Ядро постобработки</w:t>
+            </w:r>
+          </w:p>
+        </w:tc>
+      </w:tr>
+      <w:tr>
+        <w:tc>
+          <w:tcPr/>
+          <w:p>
+            <w:pPr>
+              <w:pStyle w:val="Compact"/>
+            </w:pPr>
+            <w:r>
+              <w:rPr>
+                <w:rStyle w:val="VerbatimChar"/>
+              </w:rPr>
+              <w:t xml:space="preserve">libre_macros_direct_lib.py</w:t>
+            </w:r>
+          </w:p>
+        </w:tc>
+        <w:tc>
+          <w:tcPr/>
+          <w:p>
+            <w:pPr>
+              <w:pStyle w:val="Compact"/>
+            </w:pPr>
+            <w:r>
+              <w:t xml:space="preserve">xml_excel_ods</w:t>
+            </w:r>
+          </w:p>
+        </w:tc>
+      </w:tr>
+      <w:tr>
+        <w:tc>
+          <w:tcPr/>
+          <w:p>
+            <w:pPr>
+              <w:pStyle w:val="Compact"/>
+            </w:pPr>
+            <w:r>
+              <w:rPr>
+                <w:rStyle w:val="VerbatimChar"/>
+              </w:rPr>
+              <w:t xml:space="preserve">libre_macros_split_lib.py</w:t>
+            </w:r>
+          </w:p>
+        </w:tc>
+        <w:tc>
+          <w:tcPr/>
+          <w:p>
+            <w:pPr>
+              <w:pStyle w:val="Compact"/>
+            </w:pPr>
+            <w:r>
+              <w:t xml:space="preserve">разделить_листы</w:t>
+            </w:r>
+          </w:p>
+        </w:tc>
+      </w:tr>
+      <w:tr>
+        <w:tc>
+          <w:tcPr/>
+          <w:p>
+            <w:pPr>
+              <w:pStyle w:val="Compact"/>
+            </w:pPr>
+            <w:r>
+              <w:rPr>
+                <w:rStyle w:val="VerbatimChar"/>
+              </w:rPr>
+              <w:t xml:space="preserve">libre_macros_pack_orchestrator_lib.py</w:t>
+            </w:r>
+          </w:p>
+        </w:tc>
+        <w:tc>
+          <w:tcPr/>
+          <w:p>
+            <w:pPr>
+              <w:pStyle w:val="Compact"/>
+            </w:pPr>
+            <w:r>
+              <w:t xml:space="preserve">collect_pack UI</w:t>
+            </w:r>
+          </w:p>
+        </w:tc>
+      </w:tr>
+      <w:tr>
+        <w:tc>
+          <w:tcPr/>
+          <w:p>
+            <w:pPr>
+              <w:pStyle w:val="Compact"/>
+            </w:pPr>
+            <w:r>
+              <w:rPr>
+                <w:rStyle w:val="VerbatimChar"/>
+              </w:rPr>
+              <w:t xml:space="preserve">libre_macros_param_codec.py</w:t>
+            </w:r>
+          </w:p>
+        </w:tc>
+        <w:tc>
+          <w:tcPr/>
+          <w:p>
+            <w:pPr>
+              <w:pStyle w:val="Compact"/>
+            </w:pPr>
+            <w:r>
+              <w:t xml:space="preserve">JSON C</w:t>
+            </w:r>
+          </w:p>
+        </w:tc>
+      </w:tr>
+      <w:tr>
+        <w:tc>
+          <w:tcPr/>
+          <w:p>
+            <w:pPr>
+              <w:pStyle w:val="Compact"/>
+            </w:pPr>
+            <w:r>
+              <w:rPr>
+                <w:rStyle w:val="VerbatimChar"/>
+              </w:rPr>
+              <w:t xml:space="preserve">libre_macros_pivot_lib.py</w:t>
+            </w:r>
+          </w:p>
+        </w:tc>
+        <w:tc>
+          <w:tcPr/>
+          <w:p>
+            <w:pPr>
+              <w:pStyle w:val="Compact"/>
+            </w:pPr>
+            <w:r>
+              <w:t xml:space="preserve">Сводные</w:t>
+            </w:r>
+          </w:p>
+        </w:tc>
+      </w:tr>
+      <w:tr>
+        <w:tc>
+          <w:tcPr/>
+          <w:p>
+            <w:pPr>
+              <w:pStyle w:val="Compact"/>
+            </w:pPr>
+            <w:r>
+              <w:rPr>
+                <w:rStyle w:val="VerbatimChar"/>
+              </w:rPr>
+              <w:t xml:space="preserve">libre_macros_consent_lib.py</w:t>
+            </w:r>
+          </w:p>
+        </w:tc>
+        <w:tc>
+          <w:tcPr/>
+          <w:p>
+            <w:pPr>
+              <w:pStyle w:val="Compact"/>
+            </w:pPr>
+            <w:r>
+              <w:t xml:space="preserve">Согласие перед запуском</w:t>
+            </w:r>
+          </w:p>
+        </w:tc>
+      </w:tr>
+      <w:tr>
+        <w:tc>
+          <w:tcPr/>
+          <w:p>
+            <w:pPr>
+              <w:pStyle w:val="Compact"/>
+            </w:pPr>
+            <w:r>
+              <w:rPr>
+                <w:rStyle w:val="VerbatimChar"/>
+              </w:rPr>
+              <w:t xml:space="preserve">libre_macros_sanitize_lib.py</w:t>
+            </w:r>
+          </w:p>
+        </w:tc>
+        <w:tc>
+          <w:tcPr/>
+          <w:p>
+            <w:pPr>
+              <w:pStyle w:val="Compact"/>
+            </w:pPr>
+            <w:r>
+              <w:t xml:space="preserve">AST-санация B/C / лямбд (fail-closed)</w:t>
+            </w:r>
+          </w:p>
+        </w:tc>
+      </w:tr>
+      <w:tr>
+        <w:tc>
+          <w:tcPr/>
+          <w:p>
+            <w:pPr>
+              <w:pStyle w:val="Compact"/>
+            </w:pPr>
+            <w:r>
+              <w:rPr>
+                <w:rStyle w:val="VerbatimChar"/>
+              </w:rPr>
+              <w:t xml:space="preserve">libre_macros_source_roots_cfg.py</w:t>
+            </w:r>
+            <w:r>
+              <w:t xml:space="preserve"> </w:t>
+            </w:r>
+            <w:r>
+              <w:t xml:space="preserve">/</w:t>
+            </w:r>
+            <w:r>
+              <w:t xml:space="preserve"> </w:t>
+            </w:r>
+            <w:r>
+              <w:rPr>
+                <w:rStyle w:val="VerbatimChar"/>
+              </w:rPr>
+              <w:t xml:space="preserve">_lib.py</w:t>
+            </w:r>
+          </w:p>
+        </w:tc>
+        <w:tc>
+          <w:tcPr/>
+          <w:p>
+            <w:pPr>
+              <w:pStyle w:val="Compact"/>
+            </w:pPr>
+            <w:r>
+              <w:t xml:space="preserve">Доверенные корни «Файлы-Источники»</w:t>
+            </w:r>
+          </w:p>
+        </w:tc>
+      </w:tr>
+      <w:tr>
+        <w:tc>
+          <w:tcPr/>
+          <w:p>
+            <w:pPr>
+              <w:pStyle w:val="Compact"/>
+            </w:pPr>
+            <w:r>
+              <w:rPr>
+                <w:rStyle w:val="VerbatimChar"/>
+              </w:rPr>
+              <w:t xml:space="preserve">libre_macros_allow_gate_lib.py</w:t>
+            </w:r>
+          </w:p>
+        </w:tc>
+        <w:tc>
+          <w:tcPr/>
+          <w:p>
+            <w:pPr>
+              <w:pStyle w:val="Compact"/>
+            </w:pPr>
+            <w:r>
+              <w:t xml:space="preserve">Гейт env ↔ encrypted global</w:t>
+            </w:r>
+          </w:p>
+        </w:tc>
+      </w:tr>
+      <w:tr>
+        <w:tc>
+          <w:tcPr/>
+          <w:p>
+            <w:pPr>
+              <w:pStyle w:val="Compact"/>
+            </w:pPr>
+            <w:r>
+              <w:rPr>
+                <w:rStyle w:val="VerbatimChar"/>
+              </w:rPr>
+              <w:t xml:space="preserve">libre_macros_pre_shell_cfg.py</w:t>
+            </w:r>
+            <w:r>
+              <w:t xml:space="preserve"> </w:t>
+            </w:r>
+            <w:r>
+              <w:t xml:space="preserve">/</w:t>
+            </w:r>
+            <w:r>
+              <w:t xml:space="preserve"> </w:t>
+            </w:r>
+            <w:r>
+              <w:rPr>
+                <w:rStyle w:val="VerbatimChar"/>
+              </w:rPr>
+              <w:t xml:space="preserve">_lib.py</w:t>
+            </w:r>
+          </w:p>
+        </w:tc>
+        <w:tc>
+          <w:tcPr/>
+          <w:p>
+            <w:pPr>
+              <w:pStyle w:val="Compact"/>
+            </w:pPr>
+            <w:r>
+              <w:t xml:space="preserve">Предварительный_скрипт</w:t>
+            </w:r>
+          </w:p>
+        </w:tc>
+      </w:tr>
+    </w:tbl>
+    <w:p>
+      <w:pPr>
+        <w:pStyle w:val="BodyText"/>
+      </w:pPr>
+      <w:r>
+        <w:t xml:space="preserve">Entry-скрипты (</w:t>
+      </w:r>
+      <w:r>
+        <w:rPr>
+          <w:rStyle w:val="VerbatimChar"/>
+        </w:rPr>
+        <w:t xml:space="preserve">macro-lib/*.py</w:t>
+      </w:r>
+      <w:r>
+        <w:t xml:space="preserve">) при установке →</w:t>
+      </w:r>
+      <w:r>
+        <w:t xml:space="preserve"> </w:t>
+      </w:r>
+      <w:r>
+        <w:rPr>
+          <w:rStyle w:val="VerbatimChar"/>
+        </w:rPr>
+        <w:t xml:space="preserve">Scripts/python/</w:t>
+      </w:r>
+      <w:r>
+        <w:t xml:space="preserve">. Фильтр</w:t>
+      </w:r>
+      <w:r>
+        <w:t xml:space="preserve"> </w:t>
+      </w:r>
+      <w:r>
+        <w:rPr>
+          <w:b/>
+          <w:bCs/>
+        </w:rPr>
+        <w:t xml:space="preserve">AlterOffice 2026</w:t>
+      </w:r>
+      <w:r>
+        <w:t xml:space="preserve"> </w:t>
+      </w:r>
+      <w:r>
+        <w:t xml:space="preserve">вырезает module-level присваивания — константы в</w:t>
+      </w:r>
+      <w:r>
+        <w:t xml:space="preserve"> </w:t>
+      </w:r>
+      <w:r>
+        <w:rPr>
+          <w:rStyle w:val="VerbatimChar"/>
+        </w:rPr>
+        <w:t xml:space="preserve">pythonpath/</w:t>
+      </w:r>
+      <w:r>
+        <w:t xml:space="preserve"> </w:t>
+      </w:r>
+      <w:r>
+        <w:t xml:space="preserve">(</w:t>
+      </w:r>
+      <w:hyperlink r:id="rId21">
+        <w:r>
+          <w:rPr>
+            <w:rStyle w:val="Hyperlink"/>
+          </w:rPr>
+          <w:t xml:space="preserve">03_INSTALL_DEV.md</w:t>
+        </w:r>
+      </w:hyperlink>
+      <w:r>
+        <w:t xml:space="preserve">).</w:t>
+      </w:r>
+    </w:p>
+    <w:p>
+      <w:r>
+        <w:pict>
+          <v:rect style="width:0;height:1.5pt" o:hralign="center" o:hrstd="t" o:hr="t"/>
+        </w:pict>
+      </w:r>
+    </w:p>
+    <w:bookmarkEnd w:id="22"/>
+    <w:bookmarkStart w:id="23" w:name="pipeline-kinds"/>
+    <w:p>
+      <w:pPr>
+        <w:pStyle w:val="Heading2"/>
+      </w:pPr>
+      <w:r>
+        <w:t xml:space="preserve">7. Pipeline kinds</w:t>
       </w:r>
     </w:p>
     <w:tbl>
@@ -2319,234 +2862,168 @@
               <w:pStyle w:val="Compact"/>
             </w:pPr>
             <w:r>
-              <w:t xml:space="preserve">Модуль</w:t>
-            </w:r>
-          </w:p>
-        </w:tc>
-        <w:tc>
-          <w:tcPr/>
-          <w:p>
-            <w:pPr>
-              <w:pStyle w:val="Compact"/>
-            </w:pPr>
-            <w:r>
-              <w:t xml:space="preserve">Роль</w:t>
-            </w:r>
-          </w:p>
-        </w:tc>
-      </w:tr>
-      <w:tr>
-        <w:tc>
-          <w:tcPr/>
-          <w:p>
-            <w:pPr>
-              <w:pStyle w:val="Compact"/>
-            </w:pPr>
-            <w:r>
-              <w:rPr>
-                <w:rStyle w:val="VerbatimChar"/>
-              </w:rPr>
-              <w:t xml:space="preserve">libre_macros_collect_cfg.py</w:t>
-            </w:r>
-          </w:p>
-        </w:tc>
-        <w:tc>
-          <w:tcPr/>
-          <w:p>
-            <w:pPr>
-              <w:pStyle w:val="Compact"/>
-            </w:pPr>
-            <w:r>
-              <w:t xml:space="preserve">Константы, maps, маркеры, режимы</w:t>
-            </w:r>
-          </w:p>
-        </w:tc>
-      </w:tr>
-      <w:tr>
-        <w:tc>
-          <w:tcPr/>
-          <w:p>
-            <w:pPr>
-              <w:pStyle w:val="Compact"/>
-            </w:pPr>
-            <w:r>
-              <w:rPr>
-                <w:rStyle w:val="VerbatimChar"/>
-              </w:rPr>
-              <w:t xml:space="preserve">libre_macros_lib.py</w:t>
-            </w:r>
-          </w:p>
-        </w:tc>
-        <w:tc>
-          <w:tcPr/>
-          <w:p>
-            <w:pPr>
-              <w:pStyle w:val="Compact"/>
-            </w:pPr>
-            <w:r>
-              <w:t xml:space="preserve">Ядро постобработки</w:t>
-            </w:r>
-          </w:p>
-        </w:tc>
-      </w:tr>
-      <w:tr>
-        <w:tc>
-          <w:tcPr/>
-          <w:p>
-            <w:pPr>
-              <w:pStyle w:val="Compact"/>
-            </w:pPr>
-            <w:r>
-              <w:rPr>
-                <w:rStyle w:val="VerbatimChar"/>
-              </w:rPr>
-              <w:t xml:space="preserve">libre_macros_direct_lib.py</w:t>
-            </w:r>
-          </w:p>
-        </w:tc>
-        <w:tc>
-          <w:tcPr/>
-          <w:p>
-            <w:pPr>
-              <w:pStyle w:val="Compact"/>
-            </w:pPr>
-            <w:r>
-              <w:t xml:space="preserve">xml_excel_ods</w:t>
-            </w:r>
-          </w:p>
-        </w:tc>
-      </w:tr>
-      <w:tr>
-        <w:tc>
-          <w:tcPr/>
-          <w:p>
-            <w:pPr>
-              <w:pStyle w:val="Compact"/>
-            </w:pPr>
-            <w:r>
-              <w:rPr>
-                <w:rStyle w:val="VerbatimChar"/>
-              </w:rPr>
-              <w:t xml:space="preserve">libre_macros_split_lib.py</w:t>
-            </w:r>
-          </w:p>
-        </w:tc>
-        <w:tc>
-          <w:tcPr/>
-          <w:p>
-            <w:pPr>
-              <w:pStyle w:val="Compact"/>
-            </w:pPr>
-            <w:r>
+              <w:t xml:space="preserve">kind</w:t>
+            </w:r>
+          </w:p>
+        </w:tc>
+        <w:tc>
+          <w:tcPr/>
+          <w:p>
+            <w:pPr>
+              <w:pStyle w:val="Compact"/>
+            </w:pPr>
+            <w:r>
+              <w:t xml:space="preserve">Параметр A</w:t>
+            </w:r>
+          </w:p>
+        </w:tc>
+      </w:tr>
+      <w:tr>
+        <w:tc>
+          <w:tcPr/>
+          <w:p>
+            <w:pPr>
+              <w:pStyle w:val="Compact"/>
+            </w:pPr>
+            <w:r>
+              <w:rPr>
+                <w:rStyle w:val="VerbatimChar"/>
+              </w:rPr>
+              <w:t xml:space="preserve">range</w:t>
+            </w:r>
+          </w:p>
+        </w:tc>
+        <w:tc>
+          <w:tcPr/>
+          <w:p>
+            <w:pPr>
+              <w:pStyle w:val="Compact"/>
+            </w:pPr>
+            <w:r>
+              <w:rPr>
+                <w:rStyle w:val="VerbatimChar"/>
+              </w:rPr>
+              <w:t xml:space="preserve">Постобработка_Диапазон</w:t>
+            </w:r>
+          </w:p>
+        </w:tc>
+      </w:tr>
+      <w:tr>
+        <w:tc>
+          <w:tcPr/>
+          <w:p>
+            <w:pPr>
+              <w:pStyle w:val="Compact"/>
+            </w:pPr>
+            <w:r>
+              <w:rPr>
+                <w:rStyle w:val="VerbatimChar"/>
+              </w:rPr>
+              <w:t xml:space="preserve">row</w:t>
+            </w:r>
+          </w:p>
+        </w:tc>
+        <w:tc>
+          <w:tcPr/>
+          <w:p>
+            <w:pPr>
+              <w:pStyle w:val="Compact"/>
+            </w:pPr>
+            <w:r>
+              <w:rPr>
+                <w:rStyle w:val="VerbatimChar"/>
+              </w:rPr>
+              <w:t xml:space="preserve">Постобработка_Строка</w:t>
+            </w:r>
+          </w:p>
+        </w:tc>
+      </w:tr>
+      <w:tr>
+        <w:tc>
+          <w:tcPr/>
+          <w:p>
+            <w:pPr>
+              <w:pStyle w:val="Compact"/>
+            </w:pPr>
+            <w:r>
+              <w:rPr>
+                <w:rStyle w:val="VerbatimChar"/>
+              </w:rPr>
+              <w:t xml:space="preserve">vlookup</w:t>
+            </w:r>
+          </w:p>
+        </w:tc>
+        <w:tc>
+          <w:tcPr/>
+          <w:p>
+            <w:pPr>
+              <w:pStyle w:val="Compact"/>
+            </w:pPr>
+            <w:r>
+              <w:rPr>
+                <w:rStyle w:val="VerbatimChar"/>
+              </w:rPr>
+              <w:t xml:space="preserve">ВПР</w:t>
+            </w:r>
+          </w:p>
+        </w:tc>
+      </w:tr>
+      <w:tr>
+        <w:tc>
+          <w:tcPr/>
+          <w:p>
+            <w:pPr>
+              <w:pStyle w:val="Compact"/>
+            </w:pPr>
+            <w:r>
+              <w:rPr>
+                <w:rStyle w:val="VerbatimChar"/>
+              </w:rPr>
+              <w:t xml:space="preserve">merge_sheets</w:t>
+            </w:r>
+          </w:p>
+        </w:tc>
+        <w:tc>
+          <w:tcPr/>
+          <w:p>
+            <w:pPr>
+              <w:pStyle w:val="Compact"/>
+            </w:pPr>
+            <w:r>
+              <w:rPr>
+                <w:rStyle w:val="VerbatimChar"/>
+              </w:rPr>
+              <w:t xml:space="preserve">объединить_листы_в_один</w:t>
+            </w:r>
+          </w:p>
+        </w:tc>
+      </w:tr>
+      <w:tr>
+        <w:tc>
+          <w:tcPr/>
+          <w:p>
+            <w:pPr>
+              <w:pStyle w:val="Compact"/>
+            </w:pPr>
+            <w:r>
+              <w:rPr>
+                <w:rStyle w:val="VerbatimChar"/>
+              </w:rPr>
+              <w:t xml:space="preserve">split_sheets</w:t>
+            </w:r>
+          </w:p>
+        </w:tc>
+        <w:tc>
+          <w:tcPr/>
+          <w:p>
+            <w:pPr>
+              <w:pStyle w:val="Compact"/>
+            </w:pPr>
+            <w:r>
+              <w:rPr>
+                <w:rStyle w:val="VerbatimChar"/>
+              </w:rPr>
               <w:t xml:space="preserve">разделить_листы</w:t>
-            </w:r>
-          </w:p>
-        </w:tc>
-      </w:tr>
-      <w:tr>
-        <w:tc>
-          <w:tcPr/>
-          <w:p>
-            <w:pPr>
-              <w:pStyle w:val="Compact"/>
-            </w:pPr>
-            <w:r>
-              <w:rPr>
-                <w:rStyle w:val="VerbatimChar"/>
-              </w:rPr>
-              <w:t xml:space="preserve">libre_macros_pack_orchestrator_lib.py</w:t>
-            </w:r>
-          </w:p>
-        </w:tc>
-        <w:tc>
-          <w:tcPr/>
-          <w:p>
-            <w:pPr>
-              <w:pStyle w:val="Compact"/>
-            </w:pPr>
-            <w:r>
-              <w:t xml:space="preserve">collect_pack UI</w:t>
-            </w:r>
-          </w:p>
-        </w:tc>
-      </w:tr>
-      <w:tr>
-        <w:tc>
-          <w:tcPr/>
-          <w:p>
-            <w:pPr>
-              <w:pStyle w:val="Compact"/>
-            </w:pPr>
-            <w:r>
-              <w:rPr>
-                <w:rStyle w:val="VerbatimChar"/>
-              </w:rPr>
-              <w:t xml:space="preserve">libre_macros_param_codec.py</w:t>
-            </w:r>
-          </w:p>
-        </w:tc>
-        <w:tc>
-          <w:tcPr/>
-          <w:p>
-            <w:pPr>
-              <w:pStyle w:val="Compact"/>
-            </w:pPr>
-            <w:r>
-              <w:t xml:space="preserve">JSON C</w:t>
-            </w:r>
-          </w:p>
-        </w:tc>
-      </w:tr>
-      <w:tr>
-        <w:tc>
-          <w:tcPr/>
-          <w:p>
-            <w:pPr>
-              <w:pStyle w:val="Compact"/>
-            </w:pPr>
-            <w:r>
-              <w:rPr>
-                <w:rStyle w:val="VerbatimChar"/>
-              </w:rPr>
-              <w:t xml:space="preserve">libre_macros_pivot_lib.py</w:t>
-            </w:r>
-          </w:p>
-        </w:tc>
-        <w:tc>
-          <w:tcPr/>
-          <w:p>
-            <w:pPr>
-              <w:pStyle w:val="Compact"/>
-            </w:pPr>
-            <w:r>
-              <w:t xml:space="preserve">Сводные</w:t>
-            </w:r>
-          </w:p>
-        </w:tc>
-      </w:tr>
-      <w:tr>
-        <w:tc>
-          <w:tcPr/>
-          <w:p>
-            <w:pPr>
-              <w:pStyle w:val="Compact"/>
-            </w:pPr>
-            <w:r>
-              <w:rPr>
-                <w:rStyle w:val="VerbatimChar"/>
-              </w:rPr>
-              <w:t xml:space="preserve">libre_macros_consent_lib.py</w:t>
-            </w:r>
-          </w:p>
-        </w:tc>
-        <w:tc>
-          <w:tcPr/>
-          <w:p>
-            <w:pPr>
-              <w:pStyle w:val="Compact"/>
-            </w:pPr>
-            <w:r>
-              <w:t xml:space="preserve">Согласие перед запуском</w:t>
             </w:r>
           </w:p>
         </w:tc>
@@ -2557,282 +3034,6 @@
         <w:pStyle w:val="BodyText"/>
       </w:pPr>
       <w:r>
-        <w:t xml:space="preserve">Entry-скрипты (</w:t>
-      </w:r>
-      <w:r>
-        <w:rPr>
-          <w:rStyle w:val="VerbatimChar"/>
-        </w:rPr>
-        <w:t xml:space="preserve">macro-lib/*.py</w:t>
-      </w:r>
-      <w:r>
-        <w:t xml:space="preserve">) при установке →</w:t>
-      </w:r>
-      <w:r>
-        <w:t xml:space="preserve"> </w:t>
-      </w:r>
-      <w:r>
-        <w:rPr>
-          <w:rStyle w:val="VerbatimChar"/>
-        </w:rPr>
-        <w:t xml:space="preserve">Scripts/python/</w:t>
-      </w:r>
-      <w:r>
-        <w:t xml:space="preserve">. Фильтр</w:t>
-      </w:r>
-      <w:r>
-        <w:t xml:space="preserve"> </w:t>
-      </w:r>
-      <w:r>
-        <w:rPr>
-          <w:b/>
-          <w:bCs/>
-        </w:rPr>
-        <w:t xml:space="preserve">AlterOffice 2026</w:t>
-      </w:r>
-      <w:r>
-        <w:t xml:space="preserve"> </w:t>
-      </w:r>
-      <w:r>
-        <w:t xml:space="preserve">вырезает module-level присваивания — константы в</w:t>
-      </w:r>
-      <w:r>
-        <w:t xml:space="preserve"> </w:t>
-      </w:r>
-      <w:r>
-        <w:rPr>
-          <w:rStyle w:val="VerbatimChar"/>
-        </w:rPr>
-        <w:t xml:space="preserve">pythonpath/</w:t>
-      </w:r>
-      <w:r>
-        <w:t xml:space="preserve"> </w:t>
-      </w:r>
-      <w:r>
-        <w:t xml:space="preserve">(</w:t>
-      </w:r>
-      <w:hyperlink r:id="rId20">
-        <w:r>
-          <w:rPr>
-            <w:rStyle w:val="Hyperlink"/>
-          </w:rPr>
-          <w:t xml:space="preserve">03_INSTALL_DEV.md</w:t>
-        </w:r>
-      </w:hyperlink>
-      <w:r>
-        <w:t xml:space="preserve">).</w:t>
-      </w:r>
-    </w:p>
-    <w:p>
-      <w:r>
-        <w:pict>
-          <v:rect style="width:0;height:1.5pt" o:hralign="center" o:hrstd="t" o:hr="t"/>
-        </w:pict>
-      </w:r>
-    </w:p>
-    <w:bookmarkEnd w:id="21"/>
-    <w:bookmarkStart w:id="22" w:name="pipeline-kinds"/>
-    <w:p>
-      <w:pPr>
-        <w:pStyle w:val="Heading2"/>
-      </w:pPr>
-      <w:r>
-        <w:t xml:space="preserve">7. Pipeline kinds</w:t>
-      </w:r>
-    </w:p>
-    <w:tbl>
-      <w:tblPr>
-        <w:tblStyle w:val="Table"/>
-        <w:tblW w:type="auto" w:w="0"/>
-        <w:tblLook w:firstRow="1" w:lastRow="0" w:firstColumn="0" w:lastColumn="0" w:noHBand="0" w:noVBand="0" w:val="0020"/>
-      </w:tblPr>
-      <w:tblGrid>
-        <w:gridCol w:w="3960"/>
-        <w:gridCol w:w="3960"/>
-      </w:tblGrid>
-      <w:tr>
-        <w:trPr>
-          <w:tblHeader w:val="on"/>
-        </w:trPr>
-        <w:tc>
-          <w:tcPr/>
-          <w:p>
-            <w:pPr>
-              <w:pStyle w:val="Compact"/>
-            </w:pPr>
-            <w:r>
-              <w:t xml:space="preserve">kind</w:t>
-            </w:r>
-          </w:p>
-        </w:tc>
-        <w:tc>
-          <w:tcPr/>
-          <w:p>
-            <w:pPr>
-              <w:pStyle w:val="Compact"/>
-            </w:pPr>
-            <w:r>
-              <w:t xml:space="preserve">Параметр A</w:t>
-            </w:r>
-          </w:p>
-        </w:tc>
-      </w:tr>
-      <w:tr>
-        <w:tc>
-          <w:tcPr/>
-          <w:p>
-            <w:pPr>
-              <w:pStyle w:val="Compact"/>
-            </w:pPr>
-            <w:r>
-              <w:rPr>
-                <w:rStyle w:val="VerbatimChar"/>
-              </w:rPr>
-              <w:t xml:space="preserve">range</w:t>
-            </w:r>
-          </w:p>
-        </w:tc>
-        <w:tc>
-          <w:tcPr/>
-          <w:p>
-            <w:pPr>
-              <w:pStyle w:val="Compact"/>
-            </w:pPr>
-            <w:r>
-              <w:rPr>
-                <w:rStyle w:val="VerbatimChar"/>
-              </w:rPr>
-              <w:t xml:space="preserve">Постобработка_Диапазон</w:t>
-            </w:r>
-          </w:p>
-        </w:tc>
-      </w:tr>
-      <w:tr>
-        <w:tc>
-          <w:tcPr/>
-          <w:p>
-            <w:pPr>
-              <w:pStyle w:val="Compact"/>
-            </w:pPr>
-            <w:r>
-              <w:rPr>
-                <w:rStyle w:val="VerbatimChar"/>
-              </w:rPr>
-              <w:t xml:space="preserve">row</w:t>
-            </w:r>
-          </w:p>
-        </w:tc>
-        <w:tc>
-          <w:tcPr/>
-          <w:p>
-            <w:pPr>
-              <w:pStyle w:val="Compact"/>
-            </w:pPr>
-            <w:r>
-              <w:rPr>
-                <w:rStyle w:val="VerbatimChar"/>
-              </w:rPr>
-              <w:t xml:space="preserve">Постобработка_Строка</w:t>
-            </w:r>
-          </w:p>
-        </w:tc>
-      </w:tr>
-      <w:tr>
-        <w:tc>
-          <w:tcPr/>
-          <w:p>
-            <w:pPr>
-              <w:pStyle w:val="Compact"/>
-            </w:pPr>
-            <w:r>
-              <w:rPr>
-                <w:rStyle w:val="VerbatimChar"/>
-              </w:rPr>
-              <w:t xml:space="preserve">vlookup</w:t>
-            </w:r>
-          </w:p>
-        </w:tc>
-        <w:tc>
-          <w:tcPr/>
-          <w:p>
-            <w:pPr>
-              <w:pStyle w:val="Compact"/>
-            </w:pPr>
-            <w:r>
-              <w:rPr>
-                <w:rStyle w:val="VerbatimChar"/>
-              </w:rPr>
-              <w:t xml:space="preserve">ВПР</w:t>
-            </w:r>
-          </w:p>
-        </w:tc>
-      </w:tr>
-      <w:tr>
-        <w:tc>
-          <w:tcPr/>
-          <w:p>
-            <w:pPr>
-              <w:pStyle w:val="Compact"/>
-            </w:pPr>
-            <w:r>
-              <w:rPr>
-                <w:rStyle w:val="VerbatimChar"/>
-              </w:rPr>
-              <w:t xml:space="preserve">merge_sheets</w:t>
-            </w:r>
-          </w:p>
-        </w:tc>
-        <w:tc>
-          <w:tcPr/>
-          <w:p>
-            <w:pPr>
-              <w:pStyle w:val="Compact"/>
-            </w:pPr>
-            <w:r>
-              <w:rPr>
-                <w:rStyle w:val="VerbatimChar"/>
-              </w:rPr>
-              <w:t xml:space="preserve">объединить_листы_в_один</w:t>
-            </w:r>
-          </w:p>
-        </w:tc>
-      </w:tr>
-      <w:tr>
-        <w:tc>
-          <w:tcPr/>
-          <w:p>
-            <w:pPr>
-              <w:pStyle w:val="Compact"/>
-            </w:pPr>
-            <w:r>
-              <w:rPr>
-                <w:rStyle w:val="VerbatimChar"/>
-              </w:rPr>
-              <w:t xml:space="preserve">split_sheets</w:t>
-            </w:r>
-          </w:p>
-        </w:tc>
-        <w:tc>
-          <w:tcPr/>
-          <w:p>
-            <w:pPr>
-              <w:pStyle w:val="Compact"/>
-            </w:pPr>
-            <w:r>
-              <w:rPr>
-                <w:rStyle w:val="VerbatimChar"/>
-              </w:rPr>
-              <w:t xml:space="preserve">разделить_листы</w:t>
-            </w:r>
-          </w:p>
-        </w:tc>
-      </w:tr>
-    </w:tbl>
-    <w:p>
-      <w:pPr>
-        <w:pStyle w:val="BodyText"/>
-      </w:pPr>
-      <w:r>
         <w:t xml:space="preserve">Порядок: range/splitters, затем только row. XML-pipeline — отдельно для direct.</w:t>
       </w:r>
     </w:p>
@@ -2883,7 +3084,7 @@
           <w:i/>
           <w:iCs/>
         </w:rPr>
-        <w:t xml:space="preserve">3.10.523</w:t>
+        <w:t xml:space="preserve">3.10.696</w:t>
       </w:r>
       <w:r>
         <w:rPr>
@@ -2893,8 +3094,8 @@
         <w:t xml:space="preserve">.</w:t>
       </w:r>
     </w:p>
-    <w:bookmarkEnd w:id="22"/>
     <w:bookmarkEnd w:id="23"/>
+    <w:bookmarkEnd w:id="24"/>
     <w:sectPr>
       <w:footnotePr>
         <w:numRestart w:val="eachSect"/>
